--- a/investor/AlltagsEngel_QA_Vorbereitung_2026.docx
+++ b/investor/AlltagsEngel_QA_Vorbereitung_2026.docx
@@ -3813,7 +3813,7 @@
 3. Bis dahin: Ich bin jederzeit für Rückfragen erreichbar unter +49 178 338 2825
 Melde mich am [KONKRETES DATUM + 10 Tage], falls ich nichts von Ihnen höre — nicht um zu drängen, sondern um sicherzustellen, dass die Unterlagen angekommen sind.
 Herzlichen Dank und beste Grüße
-Yusuf Cilcioglu
+Yusuf Ferhat Demir
 Gründer &amp; CEO · AlltagsEngel</w:t>
       </w:r>
     </w:p>

--- a/investor/AlltagsEngel_QA_Vorbereitung_2026.docx
+++ b/investor/AlltagsEngel_QA_Vorbereitung_2026.docx
@@ -724,7 +724,7 @@
           <w:sz w:val="22"/>
           <w:szCs w:val="22"/>
         </w:rPr>
-        <w:t xml:space="preserve">Weil keiner von denen alle drei Leistungen in einer App bündelt. Helpling ist reine Haushaltshilfe ohne Kassen-Abrechnung. Home Instead macht Pflege, aber keine Krankenfahrten, keine Pflegeboxen, und der Kunde zahlt selbst. Klassische Pflegedienste haben keine digitalen Tools, sind personell am Limit und rechnen noch per Fax. Wir bauen die erste integrierte Pflege-Plattform — das ist eine neue Kategorie, kein Me-too. Integration ist unser Moat, nicht nur eine Feature-Entscheidung.</w:t>
+        <w:t xml:space="preserve">Weil keiner von denen alle drei Leistungen in einer App bündelt. Helpling ist reine Haushaltshilfe ohne Kassen-Abrechnung. Home Instead macht Pflege, aber keine Krankenfahrten, keine Pflegeboxen, und der Kunde zahlt selbst. Klassische Pflegedienste haben keine digitalen Tools, sind personell am Limit und rechnen noch per Fax. Wir bauen die erste integrierte Alltagshilfe-Plattform — das ist eine neue Kategorie, kein Me-too. Integration ist unser Moat, nicht nur eine Feature-Entscheidung.</w:t>
       </w:r>
     </w:p>
     <w:p>
@@ -1355,7 +1355,7 @@
           <w:sz w:val="22"/>
           <w:szCs w:val="22"/>
         </w:rPr>
-        <w:t xml:space="preserve">Weil wir Ihnen einen neuen Vertriebskanal für Pflegeboxen öffnen, ohne dass Sie in eine eigene Pflege-Plattform investieren müssen. Wir integrieren Ihre Box direkt in die AlltagsEngel-App — wenn ein Kunde bei uns bucht, ist Ihre Pflegebox standardmäßig aktiviert. Sie liefern und rechnen ab wie heute, wir bringen den Kunden und übernehmen die digitale Schnittstelle. Das ist eine Win-Win-Struktur: Sie bekommen Volumen ohne Akquise-Kosten, wir bekommen einen starken Hilfsmittel-Partner ohne eigenen COGS-Aufbau.</w:t>
+        <w:t xml:space="preserve">Weil wir Ihnen einen neuen Vertriebskanal für Pflegeboxen öffnen, ohne dass Sie in eine eigene Alltagshilfe-Plattform investieren müssen. Wir integrieren Ihre Box direkt in die AlltagsEngel-App — wenn ein Kunde bei uns bucht, ist Ihre Pflegebox standardmäßig aktiviert. Sie liefern und rechnen ab wie heute, wir bringen den Kunden und übernehmen die digitale Schnittstelle. Das ist eine Win-Win-Struktur: Sie bekommen Volumen ohne Akquise-Kosten, wir bekommen einen starken Hilfsmittel-Partner ohne eigenen COGS-Aufbau.</w:t>
       </w:r>
     </w:p>
     <w:p>
@@ -1636,7 +1636,7 @@
           <w:sz w:val="22"/>
           <w:szCs w:val="22"/>
         </w:rPr>
-        <w:t xml:space="preserve">Frankfurt: Ich bin hier geboren, kenne die Stadt, habe das Netzwerk. Hessen hat AlltagsEngel bereits nach §45a als Leistungserbringer anerkannt. Köln: größter Pflegemarkt in NRW, strukturell ähnlich zu Frankfurt, aber viermal so groß. Der §45a-Antrag in NRW läuft parallel. Düsseldorf dann als Expansion aus der NRW-Basis heraus. Die drei Städte zusammen decken etwa 450 Millionen Euro TAM ab.</w:t>
+        <w:t xml:space="preserve">Frankfurt: Ich bin hier geboren, kenne die Stadt, habe das Netzwerk. Hessen hat AlltagsEngel bereits nach §45a als Leistungserbringer anerkannt. Köln: größter Senioren-Markt in NRW, strukturell ähnlich zu Frankfurt, aber viermal so groß. Der §45a-Antrag in NRW läuft parallel. Düsseldorf dann als Expansion aus der NRW-Basis heraus. Die drei Städte zusammen decken etwa 450 Millionen Euro TAM ab.</w:t>
       </w:r>
     </w:p>
     <w:p>
@@ -1758,7 +1758,7 @@
           <w:sz w:val="22"/>
           <w:szCs w:val="22"/>
         </w:rPr>
-        <w:t xml:space="preserve">Realistisch sind drei Szenarien. Erstens strategischer Exit an eine große Krankenkasse oder einen Kassen-Konzern wie DAK oder Barmer, die digitale Pflege-Ökosysteme strategisch aufbauen — Zeitrahmen 6–8 Jahre, Volumen 80–150 Mio €. Zweitens PE-Exit an einen Healthcare-Investor, der das Modell auf andere europäische Länder rollt — Zeitrahmen 5–7 Jahre, Volumen 100–200 Mio €. Drittens IPO im deutschen Mittelstands-Segment, wenn wir Marktführer in Top-10-Städten sind — Zeitrahmen 8–10 Jahre. Für Ihre Pre-Seed-Beteiligung ergibt das bei realistischer Bewertung der Runde einen 20–50x Return im Base Case.</w:t>
+        <w:t xml:space="preserve">Realistisch sind drei Szenarien. Erstens strategischer Exit an eine große Krankenkasse oder einen Kassen-Konzern wie DAK oder Barmer, die digitale Versorgungs-Ökosysteme strategisch aufbauen — Zeitrahmen 6–8 Jahre, Volumen 80–150 Mio €. Zweitens PE-Exit an einen Healthcare-Investor, der das Modell auf andere europäische Länder rollt — Zeitrahmen 5–7 Jahre, Volumen 100–200 Mio €. Drittens IPO im deutschen Mittelstands-Segment, wenn wir Marktführer in Top-10-Städten sind — Zeitrahmen 8–10 Jahre. Für Ihre Pre-Seed-Beteiligung ergibt das bei realistischer Bewertung der Runde einen 20–50x Return im Base Case.</w:t>
       </w:r>
     </w:p>
     <w:p>
@@ -1837,7 +1837,7 @@
           <w:sz w:val="22"/>
           <w:szCs w:val="22"/>
         </w:rPr>
-        <w:t xml:space="preserve">Die Kategorie "integrierte Pflege-Plattform" existiert in Deutschland noch nicht. Das ist bewusst unser First-Mover-Advantage. In Schweden macht TioHundra etwas Ähnliches, in UK MyCarespace. Die Marktreife ist da — mehr als 70 % der pflegenden Angehörigen sagen in GKV-Studien, sie wünschen sich eine digitale Lösung. Wir bauen keine Nachfrage, wir antworten auf eine vorhandene.</w:t>
+        <w:t xml:space="preserve">Die Kategorie "integrierte Alltagshilfe-Plattform" existiert in Deutschland noch nicht. Das ist bewusst unser First-Mover-Advantage. In Schweden macht TioHundra etwas Ähnliches, in UK MyCarespace. Die Marktreife ist da — mehr als 70 % der pflegenden Angehörigen sagen in GKV-Studien, sie wünschen sich eine digitale Lösung. Wir bauen keine Nachfrage, wir antworten auf eine vorhandene.</w:t>
       </w:r>
     </w:p>
     <w:p>

--- a/investor/AlltagsEngel_QA_Vorbereitung_2026.docx
+++ b/investor/AlltagsEngel_QA_Vorbereitung_2026.docx
@@ -1059,6 +1059,112 @@
           <w:szCs w:val="22"/>
         </w:rPr>
         <w:t xml:space="preserve">Kein einzelnes Feature, sondern die Integration. Andere bauen eine App für Alltagshilfe, eine für Fahrten, eine für Pflegeboxen. Wir haben ein gemeinsames Datenmodell über alle drei — derselbe Kunde, derselbe Kalender, derselbe Rechnungslauf. Dazu kommt die direkte Kassen-Abrechnungsschnittstelle über das standardisierte EDI-Protokoll. Das ist kein Quick-Hack, das ist eine mittelfristige Investition.</w:t>
+      </w:r>
+    </w:p>
+    <w:p>
+      <w:pPr>
+        <w:spacing w:after="60" w:before="200"/>
+      </w:pPr>
+      <w:r>
+        <w:rPr>
+          <w:rFonts w:ascii="Calibri" w:cs="Calibri" w:eastAsia="Calibri" w:hAnsi="Calibri"/>
+          <w:b/>
+          <w:bCs/>
+          <w:color w:val="C9A24B"/>
+          <w:sz w:val="22"/>
+          <w:szCs w:val="22"/>
+        </w:rPr>
+        <w:t xml:space="preserve">F: </w:t>
+      </w:r>
+      <w:r>
+        <w:rPr>
+          <w:rFonts w:ascii="Calibri" w:cs="Calibri" w:eastAsia="Calibri" w:hAnsi="Calibri"/>
+          <w:b/>
+          <w:bCs/>
+          <w:color w:val="1A1612"/>
+          <w:sz w:val="22"/>
+          <w:szCs w:val="22"/>
+        </w:rPr>
+        <w:t xml:space="preserve">Wie stellen Sie Qualität bei den Engeln und Fahrern sicher?</w:t>
+      </w:r>
+    </w:p>
+    <w:p>
+      <w:pPr>
+        <w:spacing w:after="120"/>
+        <w:jc w:val="both"/>
+      </w:pPr>
+      <w:r>
+        <w:rPr>
+          <w:rFonts w:ascii="Calibri" w:cs="Calibri" w:eastAsia="Calibri" w:hAnsi="Calibri"/>
+          <w:b/>
+          <w:bCs/>
+          <w:color w:val="1A1612"/>
+          <w:sz w:val="22"/>
+          <w:szCs w:val="22"/>
+        </w:rPr>
+        <w:t xml:space="preserve">A: </w:t>
+      </w:r>
+      <w:r>
+        <w:rPr>
+          <w:rFonts w:ascii="Calibri" w:cs="Calibri" w:eastAsia="Calibri" w:hAnsi="Calibri"/>
+          <w:color w:val="1A1612"/>
+          <w:sz w:val="22"/>
+          <w:szCs w:val="22"/>
+        </w:rPr>
+        <w:t xml:space="preserve">Wir haben ein Bewertungssystem, das beide Rollen separat abdeckt. Nach jeder Alltagshilfe-Stunde bewertet der Kunde (oder der Angehörige) den Engel auf 1–5 Sterne in drei Dimensionen: Pünktlichkeit, Freundlichkeit, Qualität der Ausführung. Nach jeder Krankenfahrt läuft dasselbe für den Fahrer: Pünktlichkeit, Fahrzeug-Sauberkeit, Fahrweise. Die Bewertungen sind im Kunden-Feed sichtbar — Transparenz ist das wichtigste Vertrauens-Signal in einem Markt, in dem 73 % der Angehörigen schon schlechte Erfahrungen mit Pflegedienstleistern hatten. Gekoppelt ist das an ein dreistufiges Badge-System (Aktiv → Verifiziert → Verified Premium) und eine Care-Manager-Eskalation bei jeder Bewertung unter 3 Sterne. Fahrer mit einem 90-Tage-Schnitt unter 4,0 werden aus neuen Rezept-Matches rausgenommen, bis wir mit ihnen geredet haben.</w:t>
+      </w:r>
+    </w:p>
+    <w:p>
+      <w:pPr>
+        <w:spacing w:after="60" w:before="200"/>
+      </w:pPr>
+      <w:r>
+        <w:rPr>
+          <w:rFonts w:ascii="Calibri" w:cs="Calibri" w:eastAsia="Calibri" w:hAnsi="Calibri"/>
+          <w:b/>
+          <w:bCs/>
+          <w:color w:val="C9A24B"/>
+          <w:sz w:val="22"/>
+          <w:szCs w:val="22"/>
+        </w:rPr>
+        <w:t xml:space="preserve">F: </w:t>
+      </w:r>
+      <w:r>
+        <w:rPr>
+          <w:rFonts w:ascii="Calibri" w:cs="Calibri" w:eastAsia="Calibri" w:hAnsi="Calibri"/>
+          <w:b/>
+          <w:bCs/>
+          <w:color w:val="1A1612"/>
+          <w:sz w:val="22"/>
+          <w:szCs w:val="22"/>
+        </w:rPr>
+        <w:t xml:space="preserve">Sind die Engel Pflegekräfte? Konkurrenz zu uns?</w:t>
+      </w:r>
+    </w:p>
+    <w:p>
+      <w:pPr>
+        <w:spacing w:after="120"/>
+        <w:jc w:val="both"/>
+      </w:pPr>
+      <w:r>
+        <w:rPr>
+          <w:rFonts w:ascii="Calibri" w:cs="Calibri" w:eastAsia="Calibri" w:hAnsi="Calibri"/>
+          <w:b/>
+          <w:bCs/>
+          <w:color w:val="1A1612"/>
+          <w:sz w:val="22"/>
+          <w:szCs w:val="22"/>
+        </w:rPr>
+        <w:t xml:space="preserve">A: </w:t>
+      </w:r>
+      <w:r>
+        <w:rPr>
+          <w:rFonts w:ascii="Calibri" w:cs="Calibri" w:eastAsia="Calibri" w:hAnsi="Calibri"/>
+          <w:color w:val="1A1612"/>
+          <w:sz w:val="22"/>
+          <w:szCs w:val="22"/>
+        </w:rPr>
+        <w:t xml:space="preserve">Nein, bewusst nicht. Unsere Engel sind landesrechtlich anerkannte Alltagshelfer nach §45a SGB XI — das ist ein 40-Stunden-Basiskurs plus Nachweise. Sie erbringen Alltagsbegleitung, Haushaltsunterstützung, Betreuung. Keine Grundpflege, keine Behandlungspflege, keine SGB-V-Leistungen. Wir sind keine Pflege-Plattform und kein Pflegedienst — wir sind eine Alltagsbegleitungs-Plattform. Für Kunden mit höherem Pflegebedarf leiten wir bewusst an klassische ambulante Pflegedienste weiter. Diese Abgrenzung ist in AGB, Engel-Verträgen und in der App-Logik hart verdrahtet — sie schützt uns vor Heimaufsichts- und Kassen-Aufsichts-Risiken und macht uns zum idealen Ergänzungs-Layer für Ihren Pflegebox-Vertrieb, nicht zum Wettbewerber.</w:t>
       </w:r>
     </w:p>
     <w:p>
